--- a/paper/cover_letter.docx
+++ b/paper/cover_letter.docx
@@ -387,7 +387,7 @@
         <w:rPr>
           <w:sz w:val="22"/>
         </w:rPr>
-        <w:t>The software, the pipeline, the anonymity gate and the manuscript's asset generator are released together; every number in the paper is regenerated by running them. The corpus is distributed in anonymised form only, and the identity map is withheld. Raw vendor binaries are not redistributable and are not included; the reader that decodes them is.</w:t>
+        <w:t>The software, the pipeline, the anonymity gate and the manuscript's asset generator are released together at https://github.com/siddhartha18pahari/RAMANSP; every number in the paper is regenerated by running them. A companion site at https://ramanspjs.vercel.app carries the same material in browsable form, including the cross-sample knowledge graph as an interactive view rather than a static figure, every figure at full resolution, and the manuscript. The corpus is distributed in anonymised form only, and the identity map is withheld. Raw vendor binaries are not redistributable and are not included; the reader that decodes them is.</w:t>
       </w:r>
     </w:p>
     <w:p>
